--- a/data/cvs/cv_73_Matera_Devops_-_Pleno_e_Sênior__Banco_de_Talent.docx
+++ b/data/cvs/cv_73_Matera_Devops_-_Pleno_e_Sênior__Banco_de_Talent.docx
@@ -86,7 +86,7 @@
         <w:rPr>
           <w:sz w:val="20"/>
         </w:rPr>
-        <w:t>Full Stack Developer with a focus on DevOps and AI engineering, currently at Copy Cat Group. I build and maintain full-stack applications, integrating AI-driven automation features. My recent work includes live SAP API integrations, system design documentation, and AI-powered tender scraping pipelines. I have a strong background in Python, JavaScript, and cloud technologies, with experience across banking, retail, and corporate sectors.</w:t>
+        <w:t>Full Stack Developer and AI engineer with a diverse toolkit spanning Python, JavaScript, React, Node.js, and PostgreSQL. I've built full-stack applications for enterprise clients, from UI components to backend logic and deployment. Currently, I'm at Copy Cat Group, integrating SAP APIs with internal systems, designing system architecture, and building AI-powered pipelines to automate tender scraping. My background includes AI data annotation, model evaluation, and creating high-quality datasets for LLMs and multimodal models.</w:t>
       </w:r>
     </w:p>
     <w:p>
@@ -119,7 +119,7 @@
         <w:rPr>
           <w:sz w:val="20"/>
         </w:rPr>
-        <w:t>Python, JavaScript, SQL, Bash, HTML, CSS</w:t>
+        <w:t>Python, JavaScript, SQL, PHP, Kotlin, Bash, HTML, CSS</w:t>
       </w:r>
     </w:p>
     <w:p>
@@ -191,7 +191,7 @@
         <w:rPr>
           <w:sz w:val="20"/>
         </w:rPr>
-        <w:t>Prompt Engineering, LLM Evaluation, Data Annotation, Dataset Structuring</w:t>
+        <w:t>Gemini API, Groq API, Prompt Engineering, LLM Evaluation, Data Annotation, Dataset Structuring</w:t>
       </w:r>
     </w:p>
     <w:p>
@@ -209,7 +209,7 @@
         <w:rPr>
           <w:sz w:val="20"/>
         </w:rPr>
-        <w:t>n8n, Playwright, Web Scraping, REST APIs</w:t>
+        <w:t>n8n, Playwright, APScheduler, Web Scraping, REST APIs</w:t>
       </w:r>
     </w:p>
     <w:p>
@@ -227,7 +227,7 @@
         <w:rPr>
           <w:sz w:val="20"/>
         </w:rPr>
-        <w:t>Git, GitHub, CI/CD, Oracle Cloud, Google Cloud Platform</w:t>
+        <w:t>Oracle Cloud, Google Cloud Platform, Git, GitHub, CI pipelines</w:t>
       </w:r>
     </w:p>
     <w:p>
@@ -245,7 +245,7 @@
         <w:rPr>
           <w:sz w:val="20"/>
         </w:rPr>
-        <w:t>C#, gitflow, trunk-based development, Cloud Computing, AWS, Azure, GCP, Linux, infrastructure</w:t>
+        <w:t>C#, DevOps, gitflow, trunk-based development, Cloud Computing, AWS, Azure, GCP, Linux, infrastructure</w:t>
       </w:r>
     </w:p>
     <w:p>
@@ -263,7 +263,7 @@
         <w:rPr>
           <w:sz w:val="20"/>
         </w:rPr>
-        <w:t>software development, delivery, collaboration, continuous integration, Agile, Digital Twin, RegTech, Tech Bank, Payments, Matera Crédito</w:t>
+        <w:t>software development, delivery, collaboration, continuous integration, Agile, CI/CD, Digital Twin, RegTech, Tech Bank, Payments, Matera Crédito</w:t>
       </w:r>
     </w:p>
     <w:p>
@@ -313,7 +313,7 @@
         <w:rPr>
           <w:sz w:val="20"/>
         </w:rPr>
-        <w:t>Integrating SAP APIs with an internal Credit Control System for automated OA and IT processes.</w:t>
+        <w:t>Integrating SAP APIs with an internal Credit Control System to automate processes for OA and IT business units.</w:t>
       </w:r>
     </w:p>
     <w:p>
@@ -325,7 +325,7 @@
         <w:rPr>
           <w:sz w:val="20"/>
         </w:rPr>
-        <w:t>Authoring System Design Documents (SDDs) and Business Requirements Documents (BRDs) to define project scope and architecture.</w:t>
+        <w:t>Designing and documenting system architecture, including Application, Data, Integration, and Security layers.</w:t>
       </w:r>
     </w:p>
     <w:p>
@@ -337,7 +337,7 @@
         <w:rPr>
           <w:sz w:val="20"/>
         </w:rPr>
-        <w:t>Designing and prototyping an AI-powered tender scraping pipeline to automate tender opportunity discovery and processing.</w:t>
+        <w:t>Building an AI-powered tender scraping pipeline, automating the discovery and processing of tender opportunities.</w:t>
       </w:r>
     </w:p>
     <w:p>
